--- a/Dokumentation.docx
+++ b/Dokumentation.docx
@@ -55,6 +55,246 @@
     </w:p>
     <w:p>
       <w:pPr>
+        <w:jc w:val="center"/>
+        <w:rPr>
+          <w:rFonts w:asciiTheme="majorHAnsi" w:hAnsiTheme="majorHAnsi"/>
+          <w:color w:val="000000"/>
+          <w:sz w:val="48"/>
+          <w:szCs w:val="48"/>
+        </w:rPr>
+      </w:pPr>
+    </w:p>
+    <w:p>
+      <w:pPr>
+        <w:spacing w:before="100" w:beforeAutospacing="1" w:after="100" w:afterAutospacing="1"/>
+        <w:outlineLvl w:val="2"/>
+        <w:rPr>
+          <w:rFonts w:eastAsia="Times New Roman" w:cs="Times New Roman"/>
+          <w:b/>
+          <w:bCs/>
+          <w:color w:val="000000"/>
+          <w:kern w:val="0"/>
+          <w:sz w:val="32"/>
+          <w:szCs w:val="32"/>
+          <w:lang w:eastAsia="de-DE"/>
+          <w14:ligatures w14:val="none"/>
+        </w:rPr>
+      </w:pPr>
+      <w:r>
+        <w:rPr>
+          <w:rFonts w:eastAsia="Times New Roman" w:cs="Times New Roman"/>
+          <w:b/>
+          <w:bCs/>
+          <w:color w:val="000000"/>
+          <w:kern w:val="0"/>
+          <w:sz w:val="32"/>
+          <w:szCs w:val="32"/>
+          <w:lang w:eastAsia="de-DE"/>
+          <w14:ligatures w14:val="none"/>
+        </w:rPr>
+        <w:t>Beschreibung des Programmablaufs</w:t>
+      </w:r>
+    </w:p>
+    <w:p>
+      <w:pPr>
+        <w:numPr>
+          <w:ilvl w:val="0"/>
+          <w:numId w:val="16"/>
+        </w:numPr>
+        <w:spacing w:before="100" w:beforeAutospacing="1" w:after="100" w:afterAutospacing="1"/>
+        <w:rPr>
+          <w:rFonts w:eastAsia="Times New Roman" w:cs="Times New Roman"/>
+          <w:color w:val="000000"/>
+          <w:kern w:val="0"/>
+          <w:lang w:eastAsia="de-DE"/>
+          <w14:ligatures w14:val="none"/>
+        </w:rPr>
+      </w:pPr>
+      <w:r>
+        <w:rPr>
+          <w:rFonts w:eastAsia="Times New Roman" w:cs="Times New Roman"/>
+          <w:color w:val="000000"/>
+          <w:kern w:val="0"/>
+          <w:lang w:eastAsia="de-DE"/>
+          <w14:ligatures w14:val="none"/>
+        </w:rPr>
+        <w:t>Einstieg &amp; Übersicht: Nach dem App-Start landet der Nutzer auf dem Dashboard (Screen 1). Hier sieht er sofort seine bisherigen Erfolge und kann über den "Quick Start Button" ein neues Training beginnen.</w:t>
+      </w:r>
+    </w:p>
+    <w:p>
+      <w:pPr>
+        <w:numPr>
+          <w:ilvl w:val="0"/>
+          <w:numId w:val="16"/>
+        </w:numPr>
+        <w:spacing w:before="100" w:beforeAutospacing="1" w:after="100" w:afterAutospacing="1"/>
+        <w:rPr>
+          <w:rFonts w:eastAsia="Times New Roman" w:cs="Times New Roman"/>
+          <w:color w:val="000000"/>
+          <w:kern w:val="0"/>
+          <w:lang w:eastAsia="de-DE"/>
+          <w14:ligatures w14:val="none"/>
+        </w:rPr>
+      </w:pPr>
+      <w:r>
+        <w:rPr>
+          <w:rFonts w:eastAsia="Times New Roman" w:cs="Times New Roman"/>
+          <w:color w:val="000000"/>
+          <w:kern w:val="0"/>
+          <w:lang w:eastAsia="de-DE"/>
+          <w14:ligatures w14:val="none"/>
+        </w:rPr>
+        <w:t>Übungsauswahl: Der Nutzer wechselt zur Übungs-Bibliothek (Screen 2), um Übungen für sein Training zu finden. Mithilfe von Suchleiste und Filtern wählt er die gewünschten Übungen aus.</w:t>
+      </w:r>
+    </w:p>
+    <w:p>
+      <w:pPr>
+        <w:numPr>
+          <w:ilvl w:val="0"/>
+          <w:numId w:val="16"/>
+        </w:numPr>
+        <w:spacing w:before="100" w:beforeAutospacing="1" w:after="100" w:afterAutospacing="1"/>
+        <w:rPr>
+          <w:rFonts w:eastAsia="Times New Roman" w:cs="Times New Roman"/>
+          <w:color w:val="000000"/>
+          <w:kern w:val="0"/>
+          <w:lang w:eastAsia="de-DE"/>
+          <w14:ligatures w14:val="none"/>
+        </w:rPr>
+      </w:pPr>
+      <w:r>
+        <w:rPr>
+          <w:rFonts w:eastAsia="Times New Roman" w:cs="Times New Roman"/>
+          <w:color w:val="000000"/>
+          <w:kern w:val="0"/>
+          <w:lang w:eastAsia="de-DE"/>
+          <w14:ligatures w14:val="none"/>
+        </w:rPr>
+        <w:t>Protokollierung: Im Workout-Logger (Screen 3) gibt der Nutzer für jede Übung sein Gewicht und die Wiederholungen ein. Jeder Satz wird per Checkbox als erledigt markiert. Nach Abschluss wird das Training über den "Finish-Button" an das Express-Backend gesendet und in der Datenbank gespeichert.</w:t>
+      </w:r>
+    </w:p>
+    <w:p>
+      <w:pPr>
+        <w:numPr>
+          <w:ilvl w:val="0"/>
+          <w:numId w:val="16"/>
+        </w:numPr>
+        <w:spacing w:before="100" w:beforeAutospacing="1" w:after="100" w:afterAutospacing="1"/>
+        <w:rPr>
+          <w:rFonts w:eastAsia="Times New Roman" w:cs="Times New Roman"/>
+          <w:color w:val="000000"/>
+          <w:kern w:val="0"/>
+          <w:lang w:eastAsia="de-DE"/>
+          <w14:ligatures w14:val="none"/>
+        </w:rPr>
+      </w:pPr>
+      <w:r>
+        <w:rPr>
+          <w:rFonts w:eastAsia="Times New Roman" w:cs="Times New Roman"/>
+          <w:color w:val="000000"/>
+          <w:kern w:val="0"/>
+          <w:lang w:eastAsia="de-DE"/>
+          <w14:ligatures w14:val="none"/>
+        </w:rPr>
+        <w:t>Analyse: Um Fortschritte zu prüfen, nutzt der Nutzer die Progress-Analytics (Screen 4). Er wählt eine Übung aus und lässt sich seine Kraftsteigerung als Liniendiagramm anzeigen.</w:t>
+      </w:r>
+    </w:p>
+    <w:p>
+      <w:pPr>
+        <w:numPr>
+          <w:ilvl w:val="0"/>
+          <w:numId w:val="16"/>
+        </w:numPr>
+        <w:spacing w:before="100" w:beforeAutospacing="1" w:after="100" w:afterAutospacing="1"/>
+        <w:rPr>
+          <w:rFonts w:eastAsia="Times New Roman" w:cs="Times New Roman"/>
+          <w:color w:val="000000"/>
+          <w:kern w:val="0"/>
+          <w:lang w:eastAsia="de-DE"/>
+          <w14:ligatures w14:val="none"/>
+        </w:rPr>
+      </w:pPr>
+      <w:r>
+        <w:rPr>
+          <w:rFonts w:eastAsia="Times New Roman" w:cs="Times New Roman"/>
+          <w:color w:val="000000"/>
+          <w:kern w:val="0"/>
+          <w:lang w:eastAsia="de-DE"/>
+          <w14:ligatures w14:val="none"/>
+        </w:rPr>
+        <w:t xml:space="preserve">Personalisierung: In den Settings (Screen 5) passt der Nutzer die App an. Er wählt eines der 5 </w:t>
+      </w:r>
+      <w:proofErr w:type="spellStart"/>
+      <w:r>
+        <w:rPr>
+          <w:rFonts w:eastAsia="Times New Roman" w:cs="Times New Roman"/>
+          <w:color w:val="000000"/>
+          <w:kern w:val="0"/>
+          <w:lang w:eastAsia="de-DE"/>
+          <w14:ligatures w14:val="none"/>
+        </w:rPr>
+        <w:t>Themes</w:t>
+      </w:r>
+      <w:proofErr w:type="spellEnd"/>
+      <w:r>
+        <w:rPr>
+          <w:rFonts w:eastAsia="Times New Roman" w:cs="Times New Roman"/>
+          <w:color w:val="000000"/>
+          <w:kern w:val="0"/>
+          <w:lang w:eastAsia="de-DE"/>
+          <w14:ligatures w14:val="none"/>
+        </w:rPr>
+        <w:t xml:space="preserve"> und stellt seine bevorzugte Einheit (kg/</w:t>
+      </w:r>
+      <w:proofErr w:type="spellStart"/>
+      <w:r>
+        <w:rPr>
+          <w:rFonts w:eastAsia="Times New Roman" w:cs="Times New Roman"/>
+          <w:color w:val="000000"/>
+          <w:kern w:val="0"/>
+          <w:lang w:eastAsia="de-DE"/>
+          <w14:ligatures w14:val="none"/>
+        </w:rPr>
+        <w:t>lbs</w:t>
+      </w:r>
+      <w:proofErr w:type="spellEnd"/>
+      <w:r>
+        <w:rPr>
+          <w:rFonts w:eastAsia="Times New Roman" w:cs="Times New Roman"/>
+          <w:color w:val="000000"/>
+          <w:kern w:val="0"/>
+          <w:lang w:eastAsia="de-DE"/>
+          <w14:ligatures w14:val="none"/>
+        </w:rPr>
+        <w:t>) ein, welche dauerhaft gespeichert bleibt.</w:t>
+      </w:r>
+    </w:p>
+    <w:p>
+      <w:pPr>
+        <w:rPr>
+          <w:rFonts w:eastAsia="Times New Roman" w:cs="Times New Roman"/>
+          <w:b/>
+          <w:bCs/>
+          <w:color w:val="000000"/>
+          <w:kern w:val="0"/>
+          <w:lang w:eastAsia="de-DE"/>
+          <w14:ligatures w14:val="none"/>
+        </w:rPr>
+      </w:pPr>
+    </w:p>
+    <w:p>
+      <w:pPr>
+        <w:jc w:val="center"/>
+        <w:rPr>
+          <w:rFonts w:asciiTheme="majorHAnsi" w:hAnsiTheme="majorHAnsi"/>
+          <w:color w:val="000000"/>
+          <w:sz w:val="48"/>
+          <w:szCs w:val="48"/>
+        </w:rPr>
+      </w:pPr>
+    </w:p>
+    <w:p>
+      <w:pPr>
         <w:rPr>
           <w:color w:val="000000"/>
         </w:rPr>
@@ -338,6 +578,7 @@
           <w:lang w:eastAsia="de-DE"/>
           <w14:ligatures w14:val="none"/>
         </w:rPr>
+        <w:lastRenderedPageBreak/>
         <w:t>2. Übungs-Bibliothek</w:t>
       </w:r>
     </w:p>
@@ -826,7 +1067,6 @@
           <w:lang w:eastAsia="de-DE"/>
           <w14:ligatures w14:val="none"/>
         </w:rPr>
-        <w:lastRenderedPageBreak/>
         <w:t>4. Progress-Analytics (Statistik)</w:t>
       </w:r>
     </w:p>
@@ -1289,6 +1529,7 @@
                 <w:lang w:eastAsia="de-DE"/>
                 <w14:ligatures w14:val="none"/>
               </w:rPr>
+              <w:lastRenderedPageBreak/>
               <w:t>Woche</w:t>
             </w:r>
           </w:p>
@@ -2056,6 +2297,60 @@
         </w:rPr>
       </w:pPr>
     </w:p>
+    <w:p>
+      <w:pPr>
+        <w:spacing w:before="100" w:beforeAutospacing="1" w:after="100" w:afterAutospacing="1"/>
+        <w:outlineLvl w:val="2"/>
+        <w:rPr>
+          <w:rFonts w:eastAsia="Times New Roman" w:cs="Times New Roman"/>
+          <w:b/>
+          <w:bCs/>
+          <w:color w:val="000000"/>
+          <w:kern w:val="0"/>
+          <w:sz w:val="32"/>
+          <w:szCs w:val="32"/>
+          <w:lang w:eastAsia="de-DE"/>
+          <w14:ligatures w14:val="none"/>
+        </w:rPr>
+      </w:pPr>
+      <w:r>
+        <w:rPr>
+          <w:rFonts w:eastAsia="Times New Roman" w:cs="Times New Roman"/>
+          <w:b/>
+          <w:bCs/>
+          <w:color w:val="000000"/>
+          <w:kern w:val="0"/>
+          <w:sz w:val="32"/>
+          <w:szCs w:val="32"/>
+          <w:lang w:eastAsia="de-DE"/>
+          <w14:ligatures w14:val="none"/>
+        </w:rPr>
+        <w:t>Mockups</w:t>
+      </w:r>
+    </w:p>
+    <w:p>
+      <w:pPr>
+        <w:spacing w:before="100" w:beforeAutospacing="1" w:after="100" w:afterAutospacing="1"/>
+        <w:outlineLvl w:val="2"/>
+        <w:rPr>
+          <w:rFonts w:eastAsia="Times New Roman" w:cs="Times New Roman"/>
+          <w:color w:val="000000"/>
+          <w:kern w:val="0"/>
+          <w:lang w:eastAsia="de-DE"/>
+          <w14:ligatures w14:val="none"/>
+        </w:rPr>
+      </w:pPr>
+      <w:r>
+        <w:rPr>
+          <w:rFonts w:eastAsia="Times New Roman" w:cs="Times New Roman"/>
+          <w:color w:val="000000"/>
+          <w:kern w:val="0"/>
+          <w:lang w:eastAsia="de-DE"/>
+          <w14:ligatures w14:val="none"/>
+        </w:rPr>
+        <w:t>https://www.figma.com/make/LgsYofgrI8ND8FqOb9IBFX/IronLog-Fitness-App-Design?t=cdLoyQZUDBLKpQd2-0</w:t>
+      </w:r>
+    </w:p>
     <w:sectPr>
       <w:pgSz w:w="11906" w:h="16838"/>
       <w:pgMar w:top="1417" w:right="1417" w:bottom="1134" w:left="1417" w:header="708" w:footer="708" w:gutter="0"/>
@@ -2218,6 +2513,119 @@
     </w:lvl>
   </w:abstractNum>
   <w:abstractNum w:abstractNumId="1" w15:restartNumberingAfterBreak="0">
+    <w:nsid w:val="1DA2184D"/>
+    <w:multiLevelType w:val="multilevel"/>
+    <w:tmpl w:val="EEA4A26A"/>
+    <w:lvl w:ilvl="0">
+      <w:start w:val="1"/>
+      <w:numFmt w:val="decimal"/>
+      <w:lvlText w:val="%1."/>
+      <w:lvlJc w:val="left"/>
+      <w:pPr>
+        <w:tabs>
+          <w:tab w:val="num" w:pos="720"/>
+        </w:tabs>
+        <w:ind w:left="720" w:hanging="360"/>
+      </w:pPr>
+    </w:lvl>
+    <w:lvl w:ilvl="1" w:tentative="1">
+      <w:start w:val="1"/>
+      <w:numFmt w:val="decimal"/>
+      <w:lvlText w:val="%2."/>
+      <w:lvlJc w:val="left"/>
+      <w:pPr>
+        <w:tabs>
+          <w:tab w:val="num" w:pos="1440"/>
+        </w:tabs>
+        <w:ind w:left="1440" w:hanging="360"/>
+      </w:pPr>
+    </w:lvl>
+    <w:lvl w:ilvl="2" w:tentative="1">
+      <w:start w:val="1"/>
+      <w:numFmt w:val="decimal"/>
+      <w:lvlText w:val="%3."/>
+      <w:lvlJc w:val="left"/>
+      <w:pPr>
+        <w:tabs>
+          <w:tab w:val="num" w:pos="2160"/>
+        </w:tabs>
+        <w:ind w:left="2160" w:hanging="360"/>
+      </w:pPr>
+    </w:lvl>
+    <w:lvl w:ilvl="3" w:tentative="1">
+      <w:start w:val="1"/>
+      <w:numFmt w:val="decimal"/>
+      <w:lvlText w:val="%4."/>
+      <w:lvlJc w:val="left"/>
+      <w:pPr>
+        <w:tabs>
+          <w:tab w:val="num" w:pos="2880"/>
+        </w:tabs>
+        <w:ind w:left="2880" w:hanging="360"/>
+      </w:pPr>
+    </w:lvl>
+    <w:lvl w:ilvl="4" w:tentative="1">
+      <w:start w:val="1"/>
+      <w:numFmt w:val="decimal"/>
+      <w:lvlText w:val="%5."/>
+      <w:lvlJc w:val="left"/>
+      <w:pPr>
+        <w:tabs>
+          <w:tab w:val="num" w:pos="3600"/>
+        </w:tabs>
+        <w:ind w:left="3600" w:hanging="360"/>
+      </w:pPr>
+    </w:lvl>
+    <w:lvl w:ilvl="5" w:tentative="1">
+      <w:start w:val="1"/>
+      <w:numFmt w:val="decimal"/>
+      <w:lvlText w:val="%6."/>
+      <w:lvlJc w:val="left"/>
+      <w:pPr>
+        <w:tabs>
+          <w:tab w:val="num" w:pos="4320"/>
+        </w:tabs>
+        <w:ind w:left="4320" w:hanging="360"/>
+      </w:pPr>
+    </w:lvl>
+    <w:lvl w:ilvl="6" w:tentative="1">
+      <w:start w:val="1"/>
+      <w:numFmt w:val="decimal"/>
+      <w:lvlText w:val="%7."/>
+      <w:lvlJc w:val="left"/>
+      <w:pPr>
+        <w:tabs>
+          <w:tab w:val="num" w:pos="5040"/>
+        </w:tabs>
+        <w:ind w:left="5040" w:hanging="360"/>
+      </w:pPr>
+    </w:lvl>
+    <w:lvl w:ilvl="7" w:tentative="1">
+      <w:start w:val="1"/>
+      <w:numFmt w:val="decimal"/>
+      <w:lvlText w:val="%8."/>
+      <w:lvlJc w:val="left"/>
+      <w:pPr>
+        <w:tabs>
+          <w:tab w:val="num" w:pos="5760"/>
+        </w:tabs>
+        <w:ind w:left="5760" w:hanging="360"/>
+      </w:pPr>
+    </w:lvl>
+    <w:lvl w:ilvl="8" w:tentative="1">
+      <w:start w:val="1"/>
+      <w:numFmt w:val="decimal"/>
+      <w:lvlText w:val="%9."/>
+      <w:lvlJc w:val="left"/>
+      <w:pPr>
+        <w:tabs>
+          <w:tab w:val="num" w:pos="6480"/>
+        </w:tabs>
+        <w:ind w:left="6480" w:hanging="360"/>
+      </w:pPr>
+    </w:lvl>
+  </w:abstractNum>
+  <w:abstractNum w:abstractNumId="2" w15:restartNumberingAfterBreak="0">
     <w:nsid w:val="228468DB"/>
     <w:multiLevelType w:val="multilevel"/>
     <w:tmpl w:val="D038B268"/>
@@ -2366,7 +2774,7 @@
       </w:rPr>
     </w:lvl>
   </w:abstractNum>
-  <w:abstractNum w:abstractNumId="2" w15:restartNumberingAfterBreak="0">
+  <w:abstractNum w:abstractNumId="3" w15:restartNumberingAfterBreak="0">
     <w:nsid w:val="28822B16"/>
     <w:multiLevelType w:val="multilevel"/>
     <w:tmpl w:val="4CACB510"/>
@@ -2515,7 +2923,7 @@
       </w:rPr>
     </w:lvl>
   </w:abstractNum>
-  <w:abstractNum w:abstractNumId="3" w15:restartNumberingAfterBreak="0">
+  <w:abstractNum w:abstractNumId="4" w15:restartNumberingAfterBreak="0">
     <w:nsid w:val="2A8B6380"/>
     <w:multiLevelType w:val="multilevel"/>
     <w:tmpl w:val="EAC2CD98"/>
@@ -2664,7 +3072,7 @@
       </w:rPr>
     </w:lvl>
   </w:abstractNum>
-  <w:abstractNum w:abstractNumId="4" w15:restartNumberingAfterBreak="0">
+  <w:abstractNum w:abstractNumId="5" w15:restartNumberingAfterBreak="0">
     <w:nsid w:val="347E03ED"/>
     <w:multiLevelType w:val="multilevel"/>
     <w:tmpl w:val="3E8275DC"/>
@@ -2777,7 +3185,7 @@
       </w:pPr>
     </w:lvl>
   </w:abstractNum>
-  <w:abstractNum w:abstractNumId="5" w15:restartNumberingAfterBreak="0">
+  <w:abstractNum w:abstractNumId="6" w15:restartNumberingAfterBreak="0">
     <w:nsid w:val="3F736CA3"/>
     <w:multiLevelType w:val="multilevel"/>
     <w:tmpl w:val="CCC41F24"/>
@@ -2926,7 +3334,7 @@
       </w:rPr>
     </w:lvl>
   </w:abstractNum>
-  <w:abstractNum w:abstractNumId="6" w15:restartNumberingAfterBreak="0">
+  <w:abstractNum w:abstractNumId="7" w15:restartNumberingAfterBreak="0">
     <w:nsid w:val="42F87797"/>
     <w:multiLevelType w:val="multilevel"/>
     <w:tmpl w:val="443C34B6"/>
@@ -3075,7 +3483,7 @@
       </w:rPr>
     </w:lvl>
   </w:abstractNum>
-  <w:abstractNum w:abstractNumId="7" w15:restartNumberingAfterBreak="0">
+  <w:abstractNum w:abstractNumId="8" w15:restartNumberingAfterBreak="0">
     <w:nsid w:val="46F15CD5"/>
     <w:multiLevelType w:val="hybridMultilevel"/>
     <w:tmpl w:val="4B98860A"/>
@@ -3164,7 +3572,7 @@
       </w:pPr>
     </w:lvl>
   </w:abstractNum>
-  <w:abstractNum w:abstractNumId="8" w15:restartNumberingAfterBreak="0">
+  <w:abstractNum w:abstractNumId="9" w15:restartNumberingAfterBreak="0">
     <w:nsid w:val="498834F5"/>
     <w:multiLevelType w:val="hybridMultilevel"/>
     <w:tmpl w:val="9F6C6AA0"/>
@@ -3253,7 +3661,7 @@
       </w:pPr>
     </w:lvl>
   </w:abstractNum>
-  <w:abstractNum w:abstractNumId="9" w15:restartNumberingAfterBreak="0">
+  <w:abstractNum w:abstractNumId="10" w15:restartNumberingAfterBreak="0">
     <w:nsid w:val="4D236F23"/>
     <w:multiLevelType w:val="multilevel"/>
     <w:tmpl w:val="E57A3A54"/>
@@ -3402,7 +3810,7 @@
       </w:rPr>
     </w:lvl>
   </w:abstractNum>
-  <w:abstractNum w:abstractNumId="10" w15:restartNumberingAfterBreak="0">
+  <w:abstractNum w:abstractNumId="11" w15:restartNumberingAfterBreak="0">
     <w:nsid w:val="52067E9A"/>
     <w:multiLevelType w:val="multilevel"/>
     <w:tmpl w:val="5AA4BFE6"/>
@@ -3551,7 +3959,7 @@
       </w:rPr>
     </w:lvl>
   </w:abstractNum>
-  <w:abstractNum w:abstractNumId="11" w15:restartNumberingAfterBreak="0">
+  <w:abstractNum w:abstractNumId="12" w15:restartNumberingAfterBreak="0">
     <w:nsid w:val="68501853"/>
     <w:multiLevelType w:val="multilevel"/>
     <w:tmpl w:val="998634F2"/>
@@ -3700,7 +4108,7 @@
       </w:rPr>
     </w:lvl>
   </w:abstractNum>
-  <w:abstractNum w:abstractNumId="12" w15:restartNumberingAfterBreak="0">
+  <w:abstractNum w:abstractNumId="13" w15:restartNumberingAfterBreak="0">
     <w:nsid w:val="6B4A566D"/>
     <w:multiLevelType w:val="multilevel"/>
     <w:tmpl w:val="C49AD116"/>
@@ -3849,7 +4257,7 @@
       </w:rPr>
     </w:lvl>
   </w:abstractNum>
-  <w:abstractNum w:abstractNumId="13" w15:restartNumberingAfterBreak="0">
+  <w:abstractNum w:abstractNumId="14" w15:restartNumberingAfterBreak="0">
     <w:nsid w:val="75FC1F8E"/>
     <w:multiLevelType w:val="multilevel"/>
     <w:tmpl w:val="8D7EBC70"/>
@@ -3998,7 +4406,7 @@
       </w:rPr>
     </w:lvl>
   </w:abstractNum>
-  <w:abstractNum w:abstractNumId="14" w15:restartNumberingAfterBreak="0">
+  <w:abstractNum w:abstractNumId="15" w15:restartNumberingAfterBreak="0">
     <w:nsid w:val="7D2F4F94"/>
     <w:multiLevelType w:val="hybridMultilevel"/>
     <w:tmpl w:val="301A9A5C"/>
@@ -4088,48 +4496,51 @@
     </w:lvl>
   </w:abstractNum>
   <w:num w:numId="1" w16cid:durableId="145517676">
-    <w:abstractNumId w:val="4"/>
+    <w:abstractNumId w:val="5"/>
   </w:num>
   <w:num w:numId="2" w16cid:durableId="1772968641">
-    <w:abstractNumId w:val="2"/>
+    <w:abstractNumId w:val="3"/>
   </w:num>
   <w:num w:numId="3" w16cid:durableId="1371805373">
+    <w:abstractNumId w:val="14"/>
+  </w:num>
+  <w:num w:numId="4" w16cid:durableId="678048919">
+    <w:abstractNumId w:val="15"/>
+  </w:num>
+  <w:num w:numId="5" w16cid:durableId="1643080081">
+    <w:abstractNumId w:val="9"/>
+  </w:num>
+  <w:num w:numId="6" w16cid:durableId="539975795">
+    <w:abstractNumId w:val="8"/>
+  </w:num>
+  <w:num w:numId="7" w16cid:durableId="1310862194">
+    <w:abstractNumId w:val="12"/>
+  </w:num>
+  <w:num w:numId="8" w16cid:durableId="1999307270">
     <w:abstractNumId w:val="13"/>
   </w:num>
-  <w:num w:numId="4" w16cid:durableId="678048919">
-    <w:abstractNumId w:val="14"/>
-  </w:num>
-  <w:num w:numId="5" w16cid:durableId="1643080081">
-    <w:abstractNumId w:val="8"/>
-  </w:num>
-  <w:num w:numId="6" w16cid:durableId="539975795">
+  <w:num w:numId="9" w16cid:durableId="1160854179">
     <w:abstractNumId w:val="7"/>
   </w:num>
-  <w:num w:numId="7" w16cid:durableId="1310862194">
+  <w:num w:numId="10" w16cid:durableId="111900464">
+    <w:abstractNumId w:val="10"/>
+  </w:num>
+  <w:num w:numId="11" w16cid:durableId="1074158769">
     <w:abstractNumId w:val="11"/>
   </w:num>
-  <w:num w:numId="8" w16cid:durableId="1999307270">
-    <w:abstractNumId w:val="12"/>
-  </w:num>
-  <w:num w:numId="9" w16cid:durableId="1160854179">
-    <w:abstractNumId w:val="6"/>
-  </w:num>
-  <w:num w:numId="10" w16cid:durableId="111900464">
-    <w:abstractNumId w:val="9"/>
-  </w:num>
-  <w:num w:numId="11" w16cid:durableId="1074158769">
-    <w:abstractNumId w:val="10"/>
-  </w:num>
   <w:num w:numId="12" w16cid:durableId="1912693553">
-    <w:abstractNumId w:val="3"/>
+    <w:abstractNumId w:val="4"/>
   </w:num>
   <w:num w:numId="13" w16cid:durableId="1835493904">
     <w:abstractNumId w:val="0"/>
   </w:num>
   <w:num w:numId="14" w16cid:durableId="230622538">
-    <w:abstractNumId w:val="5"/>
+    <w:abstractNumId w:val="6"/>
   </w:num>
   <w:num w:numId="15" w16cid:durableId="1733428321">
+    <w:abstractNumId w:val="2"/>
+  </w:num>
+  <w:num w:numId="16" w16cid:durableId="847331746">
     <w:abstractNumId w:val="1"/>
   </w:num>
 </w:numbering>
@@ -5208,6 +5619,61 @@
     <w:basedOn w:val="Absatz-Standardschriftart"/>
     <w:rsid w:val="003E54F0"/>
   </w:style>
+  <w:style w:type="character" w:customStyle="1" w:styleId="citation-1102">
+    <w:name w:val="citation-1102"/>
+    <w:basedOn w:val="Absatz-Standardschriftart"/>
+    <w:rsid w:val="00617336"/>
+  </w:style>
+  <w:style w:type="character" w:customStyle="1" w:styleId="citation-1101">
+    <w:name w:val="citation-1101"/>
+    <w:basedOn w:val="Absatz-Standardschriftart"/>
+    <w:rsid w:val="00617336"/>
+  </w:style>
+  <w:style w:type="character" w:customStyle="1" w:styleId="citation-1100">
+    <w:name w:val="citation-1100"/>
+    <w:basedOn w:val="Absatz-Standardschriftart"/>
+    <w:rsid w:val="00617336"/>
+  </w:style>
+  <w:style w:type="character" w:customStyle="1" w:styleId="citation-1099">
+    <w:name w:val="citation-1099"/>
+    <w:basedOn w:val="Absatz-Standardschriftart"/>
+    <w:rsid w:val="00617336"/>
+  </w:style>
+  <w:style w:type="character" w:customStyle="1" w:styleId="citation-1098">
+    <w:name w:val="citation-1098"/>
+    <w:basedOn w:val="Absatz-Standardschriftart"/>
+    <w:rsid w:val="00617336"/>
+  </w:style>
+  <w:style w:type="character" w:customStyle="1" w:styleId="citation-1097">
+    <w:name w:val="citation-1097"/>
+    <w:basedOn w:val="Absatz-Standardschriftart"/>
+    <w:rsid w:val="00617336"/>
+  </w:style>
+  <w:style w:type="character" w:customStyle="1" w:styleId="citation-1096">
+    <w:name w:val="citation-1096"/>
+    <w:basedOn w:val="Absatz-Standardschriftart"/>
+    <w:rsid w:val="00617336"/>
+  </w:style>
+  <w:style w:type="character" w:customStyle="1" w:styleId="citation-1095">
+    <w:name w:val="citation-1095"/>
+    <w:basedOn w:val="Absatz-Standardschriftart"/>
+    <w:rsid w:val="00617336"/>
+  </w:style>
+  <w:style w:type="character" w:customStyle="1" w:styleId="citation-1094">
+    <w:name w:val="citation-1094"/>
+    <w:basedOn w:val="Absatz-Standardschriftart"/>
+    <w:rsid w:val="00617336"/>
+  </w:style>
+  <w:style w:type="character" w:customStyle="1" w:styleId="citation-1093">
+    <w:name w:val="citation-1093"/>
+    <w:basedOn w:val="Absatz-Standardschriftart"/>
+    <w:rsid w:val="00617336"/>
+  </w:style>
+  <w:style w:type="character" w:customStyle="1" w:styleId="citation-1092">
+    <w:name w:val="citation-1092"/>
+    <w:basedOn w:val="Absatz-Standardschriftart"/>
+    <w:rsid w:val="00617336"/>
+  </w:style>
 </w:styles>
 </file>
 
